--- a/doc/milestone 1.docx
+++ b/doc/milestone 1.docx
@@ -12,7 +12,7 @@
           <w:b/>
           <w:sz w:val="36"/>
         </w:rPr>
-        <w:t>Milestone 1: Requirement Analysis &amp; Project Initialization</w:t>
+        <w:t>Milestone 1: Project Setup, Landing UI &amp; Security Architecture</w:t>
       </w:r>
     </w:p>
     <w:p/>
@@ -21,24 +21,25 @@
         <w:rPr>
           <w:rFonts w:ascii="Arial" w:hAnsi="Arial"/>
           <w:b/>
-          <w:sz w:val="28"/>
+          <w:sz w:val="26"/>
         </w:rPr>
-        <w:t>🎯 Objectives</w:t>
+        <w:t>🎯 Technical Objectives</w:t>
       </w:r>
     </w:p>
     <w:p>
       <w:r>
-        <w:t>Establish the project foundation, design system architecture, and implement core initial user interface and authentication components.</w:t>
+        <w:t>Initialize the full-stack repository structure, configure cross-origin resources, design relational database schemas, and establish secure token-based authentication models.</w:t>
       </w:r>
     </w:p>
+    <w:p/>
     <w:p>
       <w:r>
         <w:rPr>
           <w:rFonts w:ascii="Arial" w:hAnsi="Arial"/>
           <w:b/>
-          <w:sz w:val="28"/>
+          <w:sz w:val="26"/>
         </w:rPr>
-        <w:t>📋 Scope &amp; Completed Features</w:t>
+        <w:t>📋 Implementation &amp; Features</w:t>
       </w:r>
     </w:p>
     <w:p>
@@ -49,10 +50,10 @@
         <w:rPr>
           <w:b/>
         </w:rPr>
-        <w:t xml:space="preserve">Landing Page: </w:t>
+        <w:t>Repository Structure:</w:t>
       </w:r>
       <w:r>
-        <w:t>Implemented the main welcome page showcasing features and user portals.</w:t>
+        <w:t xml:space="preserve"> Maven-based Spring Boot (3.2.5) backend and Vite-powered React 19 frontend configured with index.css styling variables.</w:t>
       </w:r>
     </w:p>
     <w:p>
@@ -63,10 +64,10 @@
         <w:rPr>
           <w:b/>
         </w:rPr>
-        <w:t xml:space="preserve">Login Page: </w:t>
+        <w:t>Environment Configurations:</w:t>
       </w:r>
       <w:r>
-        <w:t>Designed the user authentication interface with input fields and validation.</w:t>
+        <w:t xml:space="preserve"> Mapped database properties and third-party API credentials in .env and application.properties (SPRING_DATASOURCE_URL, JWT_SECRET, GOOGLE_CLIENT_ID).</w:t>
       </w:r>
     </w:p>
     <w:p>
@@ -77,10 +78,10 @@
         <w:rPr>
           <w:b/>
         </w:rPr>
-        <w:t xml:space="preserve">JWT Authentication: </w:t>
+        <w:t>Landing &amp; Login UI:</w:t>
       </w:r>
       <w:r>
-        <w:t>Completed backend stateless authentication utilizing JSON Web Tokens.</w:t>
+        <w:t xml:space="preserve"> Built React Router DOM (v7) configurations routing user entries. Designed login screens with validation schema checking user role inputs.</w:t>
       </w:r>
     </w:p>
     <w:p>
@@ -91,18 +92,33 @@
         <w:rPr>
           <w:b/>
         </w:rPr>
-        <w:t xml:space="preserve">Google Authentication: </w:t>
+        <w:t>JWT Security Filter Chain:</w:t>
       </w:r>
       <w:r>
-        <w:t>Set up Google OAuth 2.0 social sign-in capability.</w:t>
+        <w:t xml:space="preserve"> Built Spring Security configurations establishing security filter chains, custom JwtAuthenticationFilter, and JwtTokenProvider utility classes for generating signed JWTs with custom claim scopes (Student, Recruiter, Admin).</w:t>
       </w:r>
     </w:p>
+    <w:p>
+      <w:pPr>
+        <w:pStyle w:val="ListBullet"/>
+      </w:pPr>
+      <w:r>
+        <w:rPr>
+          <w:b/>
+        </w:rPr>
+        <w:t>Google OAuth 2.0 Integration:</w:t>
+      </w:r>
+      <w:r>
+        <w:t xml:space="preserve"> Implemented backend GoogleOAuth2Service processing token exchanges with Google Auth API endpoints for simplified registration.</w:t>
+      </w:r>
+    </w:p>
+    <w:p/>
     <w:p>
       <w:r>
         <w:rPr>
           <w:rFonts w:ascii="Arial" w:hAnsi="Arial"/>
           <w:b/>
-          <w:sz w:val="28"/>
+          <w:sz w:val="26"/>
         </w:rPr>
         <w:t>🛠 Deliverables</w:t>
       </w:r>
@@ -118,7 +134,7 @@
         <w:t xml:space="preserve">[X] </w:t>
       </w:r>
       <w:r>
-        <w:t>Repository initialized and workspace configured.</w:t>
+        <w:t>Spring Boot configurations and directory structures established.</w:t>
       </w:r>
     </w:p>
     <w:p>
@@ -132,7 +148,7 @@
         <w:t xml:space="preserve">[X] </w:t>
       </w:r>
       <w:r>
-        <w:t>Landing page interface built.</w:t>
+        <w:t>Relational schema definitions mapping User, Role, and Session tables.</w:t>
       </w:r>
     </w:p>
     <w:p>
@@ -146,7 +162,7 @@
         <w:t xml:space="preserve">[X] </w:t>
       </w:r>
       <w:r>
-        <w:t>Login page layout and form logic implemented.</w:t>
+        <w:t>Responsive landing page and secure login forms built.</w:t>
       </w:r>
     </w:p>
     <w:p>
@@ -160,7 +176,7 @@
         <w:t xml:space="preserve">[X] </w:t>
       </w:r>
       <w:r>
-        <w:t>JWT verification and secure token generation backend logic active.</w:t>
+        <w:t>Custom SecurityFilterChain protecting system endpoints.</w:t>
       </w:r>
     </w:p>
     <w:p>
@@ -174,9 +190,10 @@
         <w:t xml:space="preserve">[X] </w:t>
       </w:r>
       <w:r>
-        <w:t>Google Authentication OAuth login completed.</w:t>
+        <w:t>JWT Provider utility validated with test-case token decodings.</w:t>
       </w:r>
     </w:p>
+    <w:p/>
     <w:sectPr>
       <w:pgSz w:w="12240" w:h="15840"/>
       <w:pgMar w:top="1440" w:right="1800" w:bottom="1440" w:left="1800" w:header="720" w:footer="720" w:gutter="0"/>
@@ -552,7 +569,7 @@
     <w:rsid w:val="00FC693F"/>
     <w:rPr>
       <w:rFonts w:ascii="Arial" w:hAnsi="Arial"/>
-      <w:sz w:val="22"/>
+      <w:sz w:val="21"/>
     </w:rPr>
   </w:style>
   <w:style w:type="paragraph" w:styleId="Header">
@@ -1085,7 +1102,7 @@
     </w:pPr>
     <w:rPr>
       <w:rFonts w:ascii="Arial" w:hAnsi="Arial"/>
-      <w:sz w:val="22"/>
+      <w:sz w:val="21"/>
     </w:rPr>
   </w:style>
   <w:style w:type="paragraph" w:styleId="ListBullet2">

--- a/doc/milestone 1.docx
+++ b/doc/milestone 1.docx
@@ -23,12 +23,54 @@
           <w:b/>
           <w:sz w:val="26"/>
         </w:rPr>
-        <w:t>🎯 Technical Objectives</w:t>
+        <w:t>1. Architectural Overview &amp; Design Pattern</w:t>
       </w:r>
     </w:p>
     <w:p>
       <w:r>
-        <w:t>Initialize the full-stack repository structure, configure cross-origin resources, design relational database schemas, and establish secure token-based authentication models.</w:t>
+        <w:t>SkillSphere Learning Nexus is a modern enterprise web application built on a decoupled full-stack architecture designed for scalability, low latency, and ease of deployment.</w:t>
+      </w:r>
+    </w:p>
+    <w:p>
+      <w:pPr>
+        <w:pStyle w:val="ListBullet"/>
+      </w:pPr>
+      <w:r>
+        <w:rPr>
+          <w:b/>
+        </w:rPr>
+        <w:t>Backend Architecture:</w:t>
+      </w:r>
+      <w:r>
+        <w:t xml:space="preserve"> The backend is powered by Java 17 and Spring Boot (3.2.5), using a Controller-Service-Repository architecture pattern. The API tier exposes RESTful endpoints, the Service tier encapsulates core business logic, and the Repository tier maps entities to a MySQL database using Spring Data JPA &amp; Hibernate.</w:t>
+      </w:r>
+    </w:p>
+    <w:p>
+      <w:pPr>
+        <w:pStyle w:val="ListBullet"/>
+      </w:pPr>
+      <w:r>
+        <w:rPr>
+          <w:b/>
+        </w:rPr>
+        <w:t>Frontend Architecture:</w:t>
+      </w:r>
+      <w:r>
+        <w:t xml:space="preserve"> The client interface is built on React 19, powered by the Vite build tool. The architecture prioritizes quick hot-module replacement, state encapsulation using the Context API, and a custom CSS style system enforcing modern Glassmorphic styling rules.</w:t>
+      </w:r>
+    </w:p>
+    <w:p>
+      <w:pPr>
+        <w:pStyle w:val="ListBullet"/>
+      </w:pPr>
+      <w:r>
+        <w:rPr>
+          <w:b/>
+        </w:rPr>
+        <w:t>Data Pipeline:</w:t>
+      </w:r>
+      <w:r>
+        <w:t xml:space="preserve"> Incoming frontend requests travel through an API routing layer, validate JWT signatures, match authorization roles in the Spring Security Filter Chain, and reach target REST Controllers. Transferred objects are mapped to database structures and responses returned in JSON format.</w:t>
       </w:r>
     </w:p>
     <w:p/>
@@ -39,7 +81,7 @@
           <w:b/>
           <w:sz w:val="26"/>
         </w:rPr>
-        <w:t>📋 Implementation &amp; Features</w:t>
+        <w:t>2. Dependency Management &amp; Environment Configuration</w:t>
       </w:r>
     </w:p>
     <w:p>
@@ -50,10 +92,10 @@
         <w:rPr>
           <w:b/>
         </w:rPr>
-        <w:t>Repository Structure:</w:t>
+        <w:t>Maven Project Object Model (pom.xml):</w:t>
       </w:r>
       <w:r>
-        <w:t xml:space="preserve"> Maven-based Spring Boot (3.2.5) backend and Vite-powered React 19 frontend configured with index.css styling variables.</w:t>
+        <w:t xml:space="preserve"> Set up core Java packages including spring-boot-starter-web for MVC controllers, spring-boot-starter-security for authentication, mysql-connector-j for database drivers, spring-boot-starter-data-jpa for ORM abstractions, and io.jsonwebtoken (jjwt-api, jjwt-impl, jjwt-jackson) for JWT processing.</w:t>
       </w:r>
     </w:p>
     <w:p>
@@ -64,10 +106,10 @@
         <w:rPr>
           <w:b/>
         </w:rPr>
-        <w:t>Environment Configurations:</w:t>
+        <w:t>Frontend Package Setup:</w:t>
       </w:r>
       <w:r>
-        <w:t xml:space="preserve"> Mapped database properties and third-party API credentials in .env and application.properties (SPRING_DATASOURCE_URL, JWT_SECRET, GOOGLE_CLIENT_ID).</w:t>
+        <w:t xml:space="preserve"> Vite configurations specify dependencies including react-router-dom for SPA pathing, axios for HTTP networking, and lucide-react for icon libraries.</w:t>
       </w:r>
     </w:p>
     <w:p>
@@ -78,10 +120,10 @@
         <w:rPr>
           <w:b/>
         </w:rPr>
-        <w:t>Landing &amp; Login UI:</w:t>
+        <w:t>Database Configuration:</w:t>
       </w:r>
       <w:r>
-        <w:t xml:space="preserve"> Built React Router DOM (v7) configurations routing user entries. Designed login screens with validation schema checking user role inputs.</w:t>
+        <w:t xml:space="preserve"> Setup application.properties with database connection pool parameters (HikariCP config), specifying spring.datasource.url (JDBC connector string), spring.datasource.username, spring.datasource.password, and spring.jpa.hibernate.ddl-auto set to update to maintain schema migration automatically.</w:t>
       </w:r>
     </w:p>
     <w:p>
@@ -92,10 +134,21 @@
         <w:rPr>
           <w:b/>
         </w:rPr>
-        <w:t>JWT Security Filter Chain:</w:t>
+        <w:t>Environment Variables (.env):</w:t>
       </w:r>
       <w:r>
-        <w:t xml:space="preserve"> Built Spring Security configurations establishing security filter chains, custom JwtAuthenticationFilter, and JwtTokenProvider utility classes for generating signed JWTs with custom claim scopes (Student, Recruiter, Admin).</w:t>
+        <w:t xml:space="preserve"> Mapped credentials securely including SPRING_DATASOURCE_URL, JWT_SECRET (512-bit key for HMAC-SHA512 signing), GOOGLE_CLIENT_ID and GOOGLE_CLIENT_SECRET for OAuth sign-in, and GEMINI_API_KEY for artificial intelligence calls.</w:t>
+      </w:r>
+    </w:p>
+    <w:p/>
+    <w:p>
+      <w:r>
+        <w:rPr>
+          <w:rFonts w:ascii="Arial" w:hAnsi="Arial"/>
+          <w:b/>
+          <w:sz w:val="26"/>
+        </w:rPr>
+        <w:t>3. Relational Schema &amp; User Entity Mappings</w:t>
       </w:r>
     </w:p>
     <w:p>
@@ -106,10 +159,52 @@
         <w:rPr>
           <w:b/>
         </w:rPr>
-        <w:t>Google OAuth 2.0 Integration:</w:t>
+        <w:t>User Entity Class:</w:t>
       </w:r>
       <w:r>
-        <w:t xml:space="preserve"> Implemented backend GoogleOAuth2Service processing token exchanges with Google Auth API endpoints for simplified registration.</w:t>
+        <w:t xml:space="preserve"> Constructed User.java domain model mapping to the users table. Annotated fields include @Id (IDENTITY generation), unique username, email, and encrypted password.</w:t>
+      </w:r>
+    </w:p>
+    <w:p>
+      <w:pPr>
+        <w:pStyle w:val="ListBullet"/>
+      </w:pPr>
+      <w:r>
+        <w:rPr>
+          <w:b/>
+        </w:rPr>
+        <w:t>Role Entity Mapping:</w:t>
+      </w:r>
+      <w:r>
+        <w:t xml:space="preserve"> Created Role.java entity mapping to roles table, supporting an enum containing values ROLE_STUDENT, ROLE_RECRUITER, and ROLE_ADMIN.</w:t>
+      </w:r>
+    </w:p>
+    <w:p>
+      <w:pPr>
+        <w:pStyle w:val="ListBullet"/>
+      </w:pPr>
+      <w:r>
+        <w:rPr>
+          <w:b/>
+        </w:rPr>
+        <w:t>User-Role Relationship:</w:t>
+      </w:r>
+      <w:r>
+        <w:t xml:space="preserve"> Established a @ManyToMany relationship between User and Role models with a join table user_roles. Managed lazy loading to balance retrieval performance.</w:t>
+      </w:r>
+    </w:p>
+    <w:p>
+      <w:pPr>
+        <w:pStyle w:val="ListBullet"/>
+      </w:pPr>
+      <w:r>
+        <w:rPr>
+          <w:b/>
+        </w:rPr>
+        <w:t>Schema Mappings:</w:t>
+      </w:r>
+      <w:r>
+        <w:t xml:space="preserve"> Mapped indexing constraints on columns like email and username to guarantee high retrieval efficiency during the user login phase.</w:t>
       </w:r>
     </w:p>
     <w:p/>
@@ -120,7 +215,7 @@
           <w:b/>
           <w:sz w:val="26"/>
         </w:rPr>
-        <w:t>🛠 Deliverables</w:t>
+        <w:t>4. Landing &amp; Login Interface Implementation</w:t>
       </w:r>
     </w:p>
     <w:p>
@@ -131,10 +226,10 @@
         <w:rPr>
           <w:b/>
         </w:rPr>
-        <w:t xml:space="preserve">[X] </w:t>
+        <w:t>Landing View Component:</w:t>
       </w:r>
       <w:r>
-        <w:t>Spring Boot configurations and directory structures established.</w:t>
+        <w:t xml:space="preserve"> Built LandingPage.jsx displaying distinct navigation paths for Student, Recruiter, and Admin portals. Used custom keyframes for subtle fade-in micro-animations.</w:t>
       </w:r>
     </w:p>
     <w:p>
@@ -145,10 +240,10 @@
         <w:rPr>
           <w:b/>
         </w:rPr>
-        <w:t xml:space="preserve">[X] </w:t>
+        <w:t>Glassmorphic CSS Styling:</w:t>
       </w:r>
       <w:r>
-        <w:t>Relational schema definitions mapping User, Role, and Session tables.</w:t>
+        <w:t xml:space="preserve"> Implemented glassmorphism layout rules in index.css using CSS custom properties: --glass-bg (rgba white with opacity), --glass-border (semi-transparent border), and --glass-blur (backdrop-filter: blur(12px)).</w:t>
       </w:r>
     </w:p>
     <w:p>
@@ -159,10 +254,21 @@
         <w:rPr>
           <w:b/>
         </w:rPr>
-        <w:t xml:space="preserve">[X] </w:t>
+        <w:t>Login &amp; Register View:</w:t>
       </w:r>
       <w:r>
-        <w:t>Responsive landing page and secure login forms built.</w:t>
+        <w:t xml:space="preserve"> Developed Login.jsx with reactive form hooks validating password complexity and email format before making API network requests.</w:t>
+      </w:r>
+    </w:p>
+    <w:p/>
+    <w:p>
+      <w:r>
+        <w:rPr>
+          <w:rFonts w:ascii="Arial" w:hAnsi="Arial"/>
+          <w:b/>
+          <w:sz w:val="26"/>
+        </w:rPr>
+        <w:t>5. Spring Security &amp; JWT Token Flow</w:t>
       </w:r>
     </w:p>
     <w:p>
@@ -173,10 +279,10 @@
         <w:rPr>
           <w:b/>
         </w:rPr>
-        <w:t xml:space="preserve">[X] </w:t>
+        <w:t>Security Filter Chain Bean:</w:t>
       </w:r>
       <w:r>
-        <w:t>Custom SecurityFilterChain protecting system endpoints.</w:t>
+        <w:t xml:space="preserve"> Programmed SecurityConfig.java exposing SecurityFilterChain bean, disabling CSRF (due to stateless REST architecture), enabling CORS policies, and specifying permitAll() rules for public endpoints (/api/auth/**, /) and authenticated scopes for protected resources.</w:t>
       </w:r>
     </w:p>
     <w:p>
@@ -187,16 +293,83 @@
         <w:rPr>
           <w:b/>
         </w:rPr>
-        <w:t xml:space="preserve">[X] </w:t>
+        <w:t>Custom JWT Filter:</w:t>
       </w:r>
       <w:r>
-        <w:t>JWT Provider utility validated with test-case token decodings.</w:t>
+        <w:t xml:space="preserve"> Created JwtAuthenticationFilter extending OncePerRequestFilter. The filter extracts the header 'Authorization', parses the 'Bearer ' token prefix, validates the signature, extracts user details, and populates the UsernamePasswordAuthenticationToken in the SecurityContext.</w:t>
+      </w:r>
+    </w:p>
+    <w:p>
+      <w:pPr>
+        <w:pStyle w:val="ListBullet"/>
+      </w:pPr>
+      <w:r>
+        <w:rPr>
+          <w:b/>
+        </w:rPr>
+        <w:t>Token Provider Utility:</w:t>
+      </w:r>
+      <w:r>
+        <w:t xml:space="preserve"> Formulated JwtTokenProvider.java class using HMAC-SHA512. Handles generateToken(Authentication auth) to store username and roles as claims, and validateToken(String token) checking expiration and cryptographic integrity.</w:t>
+      </w:r>
+    </w:p>
+    <w:p/>
+    <w:p>
+      <w:r>
+        <w:rPr>
+          <w:rFonts w:ascii="Arial" w:hAnsi="Arial"/>
+          <w:b/>
+          <w:sz w:val="26"/>
+        </w:rPr>
+        <w:t>6. Google OAuth 2.0 Integration</w:t>
+      </w:r>
+    </w:p>
+    <w:p>
+      <w:pPr>
+        <w:pStyle w:val="ListBullet"/>
+      </w:pPr>
+      <w:r>
+        <w:rPr>
+          <w:b/>
+        </w:rPr>
+        <w:t>Frontend Login Wrapper:</w:t>
+      </w:r>
+      <w:r>
+        <w:t xml:space="preserve"> Integrated Google Login buttons using @react-oauth/google provider wrapping, returning authentication credentials to the client application.</w:t>
+      </w:r>
+    </w:p>
+    <w:p>
+      <w:pPr>
+        <w:pStyle w:val="ListBullet"/>
+      </w:pPr>
+      <w:r>
+        <w:rPr>
+          <w:b/>
+        </w:rPr>
+        <w:t>Backend Token Verifier:</w:t>
+      </w:r>
+      <w:r>
+        <w:t xml:space="preserve"> Developed GoogleOAuth2Service using GoogleIdTokenVerifier. Operates backend checks validating client ID signatures before parsing credentials.</w:t>
+      </w:r>
+    </w:p>
+    <w:p>
+      <w:pPr>
+        <w:pStyle w:val="ListBullet"/>
+      </w:pPr>
+      <w:r>
+        <w:rPr>
+          <w:b/>
+        </w:rPr>
+        <w:t>User Registration Engine:</w:t>
+      </w:r>
+      <w:r>
+        <w:t xml:space="preserve"> Implemented automatic user registration upon successful social auth if the email is not present in the database, mapping default role parameters automatically.</w:t>
       </w:r>
     </w:p>
     <w:p/>
     <w:sectPr>
       <w:pgSz w:w="12240" w:h="15840"/>
-      <w:pgMar w:top="1440" w:right="1800" w:bottom="1440" w:left="1800" w:header="720" w:footer="720" w:gutter="0"/>
+      <w:pgMar w:top="1440" w:right="1440" w:bottom="1440" w:left="1440" w:header="720" w:footer="720" w:gutter="0"/>
       <w:cols w:space="720"/>
       <w:docGrid w:linePitch="360"/>
     </w:sectPr>

--- a/doc/milestone 1.docx
+++ b/doc/milestone 1.docx
@@ -12,7 +12,7 @@
           <w:b/>
           <w:sz w:val="36"/>
         </w:rPr>
-        <w:t>Milestone 1: Project Setup, Landing UI &amp; Security Architecture</w:t>
+        <w:t>Milestone 1: Project Initiation, Core Security &amp; Gateway Entry Portals</w:t>
       </w:r>
     </w:p>
     <w:p/>
@@ -23,12 +23,12 @@
           <w:b/>
           <w:sz w:val="26"/>
         </w:rPr>
-        <w:t>1. Architectural Overview &amp; Design Pattern</w:t>
+        <w:t>1. Architectural Paradigm &amp; System Design</w:t>
       </w:r>
     </w:p>
     <w:p>
       <w:r>
-        <w:t>SkillSphere Learning Nexus is a modern enterprise web application built on a decoupled full-stack architecture designed for scalability, low latency, and ease of deployment.</w:t>
+        <w:t>SkillSphere Learning Nexus is architected on a high-availability full-stack model built to bridge education and recruitment pipelines.</w:t>
       </w:r>
     </w:p>
     <w:p>
@@ -39,10 +39,10 @@
         <w:rPr>
           <w:b/>
         </w:rPr>
-        <w:t>Backend Architecture:</w:t>
+        <w:t>Backend Component Model:</w:t>
       </w:r>
       <w:r>
-        <w:t xml:space="preserve"> The backend is powered by Java 17 and Spring Boot (3.2.5), using a Controller-Service-Repository architecture pattern. The API tier exposes RESTful endpoints, the Service tier encapsulates core business logic, and the Repository tier maps entities to a MySQL database using Spring Data JPA &amp; Hibernate.</w:t>
+        <w:t xml:space="preserve"> Java 17 and Spring Boot (3.2.5) act as the enterprise core. It enforces clean separation of concerns through controllers (REST resources), services (business layer logic), repositories (JPA mappings to MySQL), and configs (security configuration policies).</w:t>
       </w:r>
     </w:p>
     <w:p>
@@ -53,10 +53,10 @@
         <w:rPr>
           <w:b/>
         </w:rPr>
-        <w:t>Frontend Architecture:</w:t>
+        <w:t>Frontend Single Page Application (SPA):</w:t>
       </w:r>
       <w:r>
-        <w:t xml:space="preserve"> The client interface is built on React 19, powered by the Vite build tool. The architecture prioritizes quick hot-module replacement, state encapsulation using the Context API, and a custom CSS style system enforcing modern Glassmorphic styling rules.</w:t>
+        <w:t xml:space="preserve"> Powered by React 19 and Vite. Utilizes a Glassmorphic layout scheme with CSS variables for animations, transitions, and component fluid rendering.</w:t>
       </w:r>
     </w:p>
     <w:p>
@@ -67,10 +67,10 @@
         <w:rPr>
           <w:b/>
         </w:rPr>
-        <w:t>Data Pipeline:</w:t>
+        <w:t>API Routing Gateway:</w:t>
       </w:r>
       <w:r>
-        <w:t xml:space="preserve"> Incoming frontend requests travel through an API routing layer, validate JWT signatures, match authorization roles in the Spring Security Filter Chain, and reach target REST Controllers. Transferred objects are mapped to database structures and responses returned in JSON format.</w:t>
+        <w:t xml:space="preserve"> All client calls flow through the routing controls, entering the Spring Security filter validation chains, checking JWT claim lists, and routing requests to appropriate API handlers.</w:t>
       </w:r>
     </w:p>
     <w:p/>
@@ -81,7 +81,7 @@
           <w:b/>
           <w:sz w:val="26"/>
         </w:rPr>
-        <w:t>2. Dependency Management &amp; Environment Configuration</w:t>
+        <w:t>2. Implemented Features: User Gateways &amp; Entry Portals</w:t>
       </w:r>
     </w:p>
     <w:p>
@@ -92,10 +92,10 @@
         <w:rPr>
           <w:b/>
         </w:rPr>
-        <w:t>Maven Project Object Model (pom.xml):</w:t>
+        <w:t>Landing Page Interface:</w:t>
       </w:r>
       <w:r>
-        <w:t xml:space="preserve"> Set up core Java packages including spring-boot-starter-web for MVC controllers, spring-boot-starter-security for authentication, mysql-connector-j for database drivers, spring-boot-starter-data-jpa for ORM abstractions, and io.jsonwebtoken (jjwt-api, jjwt-impl, jjwt-jackson) for JWT processing.</w:t>
+        <w:t xml:space="preserve"> Created LandingPage.jsx displaying dynamic routes for Student, Recruiter, and Admin portals. Displays modern styling utilizing animations and hover scale transformations.</w:t>
       </w:r>
     </w:p>
     <w:p>
@@ -106,10 +106,10 @@
         <w:rPr>
           <w:b/>
         </w:rPr>
-        <w:t>Frontend Package Setup:</w:t>
+        <w:t>Login &amp; Registration Portals:</w:t>
       </w:r>
       <w:r>
-        <w:t xml:space="preserve"> Vite configurations specify dependencies including react-router-dom for SPA pathing, axios for HTTP networking, and lucide-react for icon libraries.</w:t>
+        <w:t xml:space="preserve"> Developed form fields checking password criteria, email patterns, and role classifications (Student, Recruiter, Admin) before processing registrations.</w:t>
       </w:r>
     </w:p>
     <w:p>
@@ -120,10 +120,10 @@
         <w:rPr>
           <w:b/>
         </w:rPr>
-        <w:t>Database Configuration:</w:t>
+        <w:t>Role-Based Access Routing:</w:t>
       </w:r>
       <w:r>
-        <w:t xml:space="preserve"> Setup application.properties with database connection pool parameters (HikariCP config), specifying spring.datasource.url (JDBC connector string), spring.datasource.username, spring.datasource.password, and spring.jpa.hibernate.ddl-auto set to update to maintain schema migration automatically.</w:t>
+        <w:t xml:space="preserve"> Set up routing paths protecting sections, redirecting unauthorized navigation attempts to login pages based on active security roles.</w:t>
       </w:r>
     </w:p>
     <w:p>
@@ -134,10 +134,10 @@
         <w:rPr>
           <w:b/>
         </w:rPr>
-        <w:t>Environment Variables (.env):</w:t>
+        <w:t>System Management Configurations:</w:t>
       </w:r>
       <w:r>
-        <w:t xml:space="preserve"> Mapped credentials securely including SPRING_DATASOURCE_URL, JWT_SECRET (512-bit key for HMAC-SHA512 signing), GOOGLE_CLIENT_ID and GOOGLE_CLIENT_SECRET for OAuth sign-in, and GEMINI_API_KEY for artificial intelligence calls.</w:t>
+        <w:t xml:space="preserve"> Programmed CORS configuration beans, database pool drivers (HikariCP parameters), and connection variables in application.properties.</w:t>
       </w:r>
     </w:p>
     <w:p/>
@@ -148,7 +148,7 @@
           <w:b/>
           <w:sz w:val="26"/>
         </w:rPr>
-        <w:t>3. Relational Schema &amp; User Entity Mappings</w:t>
+        <w:t>3. Implemented Features: Authentication &amp; Authorization Security</w:t>
       </w:r>
     </w:p>
     <w:p>
@@ -159,10 +159,10 @@
         <w:rPr>
           <w:b/>
         </w:rPr>
-        <w:t>User Entity Class:</w:t>
+        <w:t>JWT Stateless Security:</w:t>
       </w:r>
       <w:r>
-        <w:t xml:space="preserve"> Constructed User.java domain model mapping to the users table. Annotated fields include @Id (IDENTITY generation), unique username, email, and encrypted password.</w:t>
+        <w:t xml:space="preserve"> Built SecurityConfig.java configuring stateless filters. Configured custom JWT authentication providers checking incoming header tokens.</w:t>
       </w:r>
     </w:p>
     <w:p>
@@ -173,10 +173,10 @@
         <w:rPr>
           <w:b/>
         </w:rPr>
-        <w:t>Role Entity Mapping:</w:t>
+        <w:t>JWT Token Generation &amp; Validation:</w:t>
       </w:r>
       <w:r>
-        <w:t xml:space="preserve"> Created Role.java entity mapping to roles table, supporting an enum containing values ROLE_STUDENT, ROLE_RECRUITER, and ROLE_ADMIN.</w:t>
+        <w:t xml:space="preserve"> Formulated JwtTokenProvider.java. Generates 512-bit signed tokens carrying username, expiration date, and user role authorization tags.</w:t>
       </w:r>
     </w:p>
     <w:p>
@@ -187,10 +187,21 @@
         <w:rPr>
           <w:b/>
         </w:rPr>
-        <w:t>User-Role Relationship:</w:t>
+        <w:t>Google OAuth 2.0 Integration:</w:t>
       </w:r>
       <w:r>
-        <w:t xml:space="preserve"> Established a @ManyToMany relationship between User and Role models with a join table user_roles. Managed lazy loading to balance retrieval performance.</w:t>
+        <w:t xml:space="preserve"> Implemented backend GoogleOAuth2Service using GoogleIdTokenVerifier. Validates client-side OAuth tokens and enables one-click user creation.</w:t>
+      </w:r>
+    </w:p>
+    <w:p/>
+    <w:p>
+      <w:r>
+        <w:rPr>
+          <w:rFonts w:ascii="Arial" w:hAnsi="Arial"/>
+          <w:b/>
+          <w:sz w:val="26"/>
+        </w:rPr>
+        <w:t>4. Configuration Parameters &amp; Dependencies</w:t>
       </w:r>
     </w:p>
     <w:p>
@@ -201,10 +212,38 @@
         <w:rPr>
           <w:b/>
         </w:rPr>
-        <w:t>Schema Mappings:</w:t>
+        <w:t>Project Dependencies (pom.xml):</w:t>
       </w:r>
       <w:r>
-        <w:t xml:space="preserve"> Mapped indexing constraints on columns like email and username to guarantee high retrieval efficiency during the user login phase.</w:t>
+        <w:t xml:space="preserve"> Packaged spring-boot-starter-web, spring-boot-starter-security, spring-boot-starter-data-jpa, mysql-connector-j, and io.jsonwebtoken (jjwt-api, jjwt-impl).</w:t>
+      </w:r>
+    </w:p>
+    <w:p>
+      <w:pPr>
+        <w:pStyle w:val="ListBullet"/>
+      </w:pPr>
+      <w:r>
+        <w:rPr>
+          <w:b/>
+        </w:rPr>
+        <w:t>Client Dependencies (package.json):</w:t>
+      </w:r>
+      <w:r>
+        <w:t xml:space="preserve"> Configured react-router-dom, axios, and lucide-react.</w:t>
+      </w:r>
+    </w:p>
+    <w:p>
+      <w:pPr>
+        <w:pStyle w:val="ListBullet"/>
+      </w:pPr>
+      <w:r>
+        <w:rPr>
+          <w:b/>
+        </w:rPr>
+        <w:t>Database Schemas:</w:t>
+      </w:r>
+      <w:r>
+        <w:t xml:space="preserve"> Generated User, Role, and user_roles table records, setting indexing constraints on username and email database columns.</w:t>
       </w:r>
     </w:p>
     <w:p/>
@@ -215,7 +254,7 @@
           <w:b/>
           <w:sz w:val="26"/>
         </w:rPr>
-        <w:t>4. Landing &amp; Login Interface Implementation</w:t>
+        <w:t>5. Deliverables &amp; Technical Verification</w:t>
       </w:r>
     </w:p>
     <w:p>
@@ -226,10 +265,10 @@
         <w:rPr>
           <w:b/>
         </w:rPr>
-        <w:t>Landing View Component:</w:t>
+        <w:t xml:space="preserve">[X] </w:t>
       </w:r>
       <w:r>
-        <w:t xml:space="preserve"> Built LandingPage.jsx displaying distinct navigation paths for Student, Recruiter, and Admin portals. Used custom keyframes for subtle fade-in micro-animations.</w:t>
+        <w:t>React 19 and Spring Boot 3.2.5 projects fully initialized.</w:t>
       </w:r>
     </w:p>
     <w:p>
@@ -240,10 +279,10 @@
         <w:rPr>
           <w:b/>
         </w:rPr>
-        <w:t>Glassmorphic CSS Styling:</w:t>
+        <w:t xml:space="preserve">[X] </w:t>
       </w:r>
       <w:r>
-        <w:t xml:space="preserve"> Implemented glassmorphism layout rules in index.css using CSS custom properties: --glass-bg (rgba white with opacity), --glass-border (semi-transparent border), and --glass-blur (backdrop-filter: blur(12px)).</w:t>
+        <w:t>Database schema definitions and relationship configurations mapped.</w:t>
       </w:r>
     </w:p>
     <w:p>
@@ -254,21 +293,10 @@
         <w:rPr>
           <w:b/>
         </w:rPr>
-        <w:t>Login &amp; Register View:</w:t>
+        <w:t xml:space="preserve">[X] </w:t>
       </w:r>
       <w:r>
-        <w:t xml:space="preserve"> Developed Login.jsx with reactive form hooks validating password complexity and email format before making API network requests.</w:t>
-      </w:r>
-    </w:p>
-    <w:p/>
-    <w:p>
-      <w:r>
-        <w:rPr>
-          <w:rFonts w:ascii="Arial" w:hAnsi="Arial"/>
-          <w:b/>
-          <w:sz w:val="26"/>
-        </w:rPr>
-        <w:t>5. Spring Security &amp; JWT Token Flow</w:t>
+        <w:t>Responsive Glassmorphic landing page and login screens verified.</w:t>
       </w:r>
     </w:p>
     <w:p>
@@ -279,10 +307,10 @@
         <w:rPr>
           <w:b/>
         </w:rPr>
-        <w:t>Security Filter Chain Bean:</w:t>
+        <w:t xml:space="preserve">[X] </w:t>
       </w:r>
       <w:r>
-        <w:t xml:space="preserve"> Programmed SecurityConfig.java exposing SecurityFilterChain bean, disabling CSRF (due to stateless REST architecture), enabling CORS policies, and specifying permitAll() rules for public endpoints (/api/auth/**, /) and authenticated scopes for protected resources.</w:t>
+        <w:t>Custom JwtAuthenticationFilter and TokenProvider successfully deployed.</w:t>
       </w:r>
     </w:p>
     <w:p>
@@ -293,77 +321,10 @@
         <w:rPr>
           <w:b/>
         </w:rPr>
-        <w:t>Custom JWT Filter:</w:t>
+        <w:t xml:space="preserve">[X] </w:t>
       </w:r>
       <w:r>
-        <w:t xml:space="preserve"> Created JwtAuthenticationFilter extending OncePerRequestFilter. The filter extracts the header 'Authorization', parses the 'Bearer ' token prefix, validates the signature, extracts user details, and populates the UsernamePasswordAuthenticationToken in the SecurityContext.</w:t>
-      </w:r>
-    </w:p>
-    <w:p>
-      <w:pPr>
-        <w:pStyle w:val="ListBullet"/>
-      </w:pPr>
-      <w:r>
-        <w:rPr>
-          <w:b/>
-        </w:rPr>
-        <w:t>Token Provider Utility:</w:t>
-      </w:r>
-      <w:r>
-        <w:t xml:space="preserve"> Formulated JwtTokenProvider.java class using HMAC-SHA512. Handles generateToken(Authentication auth) to store username and roles as claims, and validateToken(String token) checking expiration and cryptographic integrity.</w:t>
-      </w:r>
-    </w:p>
-    <w:p/>
-    <w:p>
-      <w:r>
-        <w:rPr>
-          <w:rFonts w:ascii="Arial" w:hAnsi="Arial"/>
-          <w:b/>
-          <w:sz w:val="26"/>
-        </w:rPr>
-        <w:t>6. Google OAuth 2.0 Integration</w:t>
-      </w:r>
-    </w:p>
-    <w:p>
-      <w:pPr>
-        <w:pStyle w:val="ListBullet"/>
-      </w:pPr>
-      <w:r>
-        <w:rPr>
-          <w:b/>
-        </w:rPr>
-        <w:t>Frontend Login Wrapper:</w:t>
-      </w:r>
-      <w:r>
-        <w:t xml:space="preserve"> Integrated Google Login buttons using @react-oauth/google provider wrapping, returning authentication credentials to the client application.</w:t>
-      </w:r>
-    </w:p>
-    <w:p>
-      <w:pPr>
-        <w:pStyle w:val="ListBullet"/>
-      </w:pPr>
-      <w:r>
-        <w:rPr>
-          <w:b/>
-        </w:rPr>
-        <w:t>Backend Token Verifier:</w:t>
-      </w:r>
-      <w:r>
-        <w:t xml:space="preserve"> Developed GoogleOAuth2Service using GoogleIdTokenVerifier. Operates backend checks validating client ID signatures before parsing credentials.</w:t>
-      </w:r>
-    </w:p>
-    <w:p>
-      <w:pPr>
-        <w:pStyle w:val="ListBullet"/>
-      </w:pPr>
-      <w:r>
-        <w:rPr>
-          <w:b/>
-        </w:rPr>
-        <w:t>User Registration Engine:</w:t>
-      </w:r>
-      <w:r>
-        <w:t xml:space="preserve"> Implemented automatic user registration upon successful social auth if the email is not present in the database, mapping default role parameters automatically.</w:t>
+        <w:t>Google OAuth authentication client-server flows validated.</w:t>
       </w:r>
     </w:p>
     <w:p/>
